--- a/en/wisdom-stories/lifes-lessons.docx
+++ b/en/wisdom-stories/lifes-lessons.docx
@@ -53,7 +53,7 @@
         <w:rPr>
           <w:lang/>
         </w:rPr>
-        <w:t>from others, how to recognise hypocrisy, deceit, malice and betrayal.</w:t>
+        <w:t xml:space="preserve">from others, how to recognize hypocrisy, deceit, malice and betrayal.</w:t>
       </w:r>
     </w:p>
     <w:p>
